--- a/Prototypes/IntermediateWheatgrass/ParameterChangesTable.docx
+++ b/Prototypes/IntermediateWheatgrass/ParameterChangesTable.docx
@@ -773,12 +773,21 @@
                 <w:szCs w:val="14"/>
               </w:rPr>
             </w:pPr>
-            <w:r>
-              <w:rPr>
-                <w:sz w:val="14"/>
-                <w:szCs w:val="14"/>
-              </w:rPr>
-              <w:t xml:space="preserve">Tmin,Topt,Tmax </w:t>
+            <w:proofErr w:type="spellStart"/>
+            <w:r>
+              <w:rPr>
+                <w:sz w:val="14"/>
+                <w:szCs w:val="14"/>
+              </w:rPr>
+              <w:t>Tmin,Topt,Tmax</w:t>
+            </w:r>
+            <w:proofErr w:type="spellEnd"/>
+            <w:r>
+              <w:rPr>
+                <w:sz w:val="14"/>
+                <w:szCs w:val="14"/>
+              </w:rPr>
+              <w:t xml:space="preserve"> </w:t>
             </w:r>
             <w:r>
               <w:rPr>
@@ -971,8 +980,17 @@
                 <w:sz w:val="14"/>
                 <w:szCs w:val="14"/>
               </w:rPr>
-              <w:t>Combine with ThermalStressThreshold</w:t>
-            </w:r>
+              <w:t xml:space="preserve">Combine with </w:t>
+            </w:r>
+            <w:proofErr w:type="spellStart"/>
+            <w:r>
+              <w:rPr>
+                <w:sz w:val="14"/>
+                <w:szCs w:val="14"/>
+              </w:rPr>
+              <w:t>ThermalStressThreshold</w:t>
+            </w:r>
+            <w:proofErr w:type="spellEnd"/>
           </w:p>
         </w:tc>
       </w:tr>
@@ -16346,7 +16364,7 @@
                 <w:szCs w:val="14"/>
                 <w:lang w:val="en-US"/>
               </w:rPr>
-              <w:t>2</w:t>
+              <w:t>3</w:t>
             </w:r>
             <w:r>
               <w:rPr>
@@ -20228,12 +20246,21 @@
                 <w:szCs w:val="14"/>
               </w:rPr>
             </w:pPr>
-            <w:r>
-              <w:rPr>
-                <w:sz w:val="14"/>
-                <w:szCs w:val="14"/>
-              </w:rPr>
-              <w:t>HighN 23/04/2010, 26/05/2010 Urea 110kg/ha</w:t>
+            <w:proofErr w:type="spellStart"/>
+            <w:r>
+              <w:rPr>
+                <w:sz w:val="14"/>
+                <w:szCs w:val="14"/>
+              </w:rPr>
+              <w:t>HighN</w:t>
+            </w:r>
+            <w:proofErr w:type="spellEnd"/>
+            <w:r>
+              <w:rPr>
+                <w:sz w:val="14"/>
+                <w:szCs w:val="14"/>
+              </w:rPr>
+              <w:t xml:space="preserve"> 23/04/2010, 26/05/2010 Urea 110kg/ha</w:t>
             </w:r>
           </w:p>
         </w:tc>
@@ -20561,7 +20588,39 @@
                 <w:sz w:val="14"/>
                 <w:szCs w:val="14"/>
               </w:rPr>
-              <w:t>14/4/2015, NH3NO4, 40 or 80 kgN/ha, 10/5/2016, 17/5/2017, Urea 40 or 80 kgN/ha</w:t>
+              <w:t xml:space="preserve">14/4/2015, NH3NO4, 40 or 80 </w:t>
+            </w:r>
+            <w:proofErr w:type="spellStart"/>
+            <w:r>
+              <w:rPr>
+                <w:sz w:val="14"/>
+                <w:szCs w:val="14"/>
+              </w:rPr>
+              <w:t>kgN</w:t>
+            </w:r>
+            <w:proofErr w:type="spellEnd"/>
+            <w:r>
+              <w:rPr>
+                <w:sz w:val="14"/>
+                <w:szCs w:val="14"/>
+              </w:rPr>
+              <w:t xml:space="preserve">/ha, 10/5/2016, 17/5/2017, Urea 40 or 80 </w:t>
+            </w:r>
+            <w:proofErr w:type="spellStart"/>
+            <w:r>
+              <w:rPr>
+                <w:sz w:val="14"/>
+                <w:szCs w:val="14"/>
+              </w:rPr>
+              <w:t>kgN</w:t>
+            </w:r>
+            <w:proofErr w:type="spellEnd"/>
+            <w:r>
+              <w:rPr>
+                <w:sz w:val="14"/>
+                <w:szCs w:val="14"/>
+              </w:rPr>
+              <w:t>/ha</w:t>
             </w:r>
           </w:p>
         </w:tc>
@@ -21307,7 +21366,23 @@
                 <w:sz w:val="14"/>
                 <w:szCs w:val="14"/>
               </w:rPr>
-              <w:t>13/05/2013, DAP*.+ super phos.14:22:9 kgNPS/ha</w:t>
+              <w:t xml:space="preserve">13/05/2013, DAP*.+ super phos.14:22:9 </w:t>
+            </w:r>
+            <w:proofErr w:type="spellStart"/>
+            <w:r>
+              <w:rPr>
+                <w:sz w:val="14"/>
+                <w:szCs w:val="14"/>
+              </w:rPr>
+              <w:t>kgNPS</w:t>
+            </w:r>
+            <w:proofErr w:type="spellEnd"/>
+            <w:r>
+              <w:rPr>
+                <w:sz w:val="14"/>
+                <w:szCs w:val="14"/>
+              </w:rPr>
+              <w:t>/ha</w:t>
             </w:r>
           </w:p>
           <w:p>
@@ -21325,7 +21400,39 @@
                 <w:sz w:val="14"/>
                 <w:szCs w:val="14"/>
               </w:rPr>
-              <w:t>13/05/2014, super phos. 15:19 kgPS/ha</w:t>
+              <w:t xml:space="preserve">13/05/2014, super </w:t>
+            </w:r>
+            <w:proofErr w:type="spellStart"/>
+            <w:r>
+              <w:rPr>
+                <w:sz w:val="14"/>
+                <w:szCs w:val="14"/>
+              </w:rPr>
+              <w:t>phos</w:t>
+            </w:r>
+            <w:proofErr w:type="spellEnd"/>
+            <w:r>
+              <w:rPr>
+                <w:sz w:val="14"/>
+                <w:szCs w:val="14"/>
+              </w:rPr>
+              <w:t xml:space="preserve">. 15:19 </w:t>
+            </w:r>
+            <w:proofErr w:type="spellStart"/>
+            <w:r>
+              <w:rPr>
+                <w:sz w:val="14"/>
+                <w:szCs w:val="14"/>
+              </w:rPr>
+              <w:t>kgPS</w:t>
+            </w:r>
+            <w:proofErr w:type="spellEnd"/>
+            <w:r>
+              <w:rPr>
+                <w:sz w:val="14"/>
+                <w:szCs w:val="14"/>
+              </w:rPr>
+              <w:t>/ha</w:t>
             </w:r>
           </w:p>
         </w:tc>
@@ -22962,6 +23069,7 @@
       <w:r>
         <w:rPr>
           <w:rFonts w:ascii="Times New Roman" w:eastAsia="Times New Roman" w:hAnsi="Times New Roman" w:cs="Times New Roman"/>
+          <w:noProof/>
           <w:sz w:val="16"/>
           <w:szCs w:val="16"/>
         </w:rPr>
@@ -23004,6 +23112,7 @@
       <w:r>
         <w:rPr>
           <w:rFonts w:ascii="Times New Roman" w:eastAsia="Times New Roman" w:hAnsi="Times New Roman" w:cs="Times New Roman"/>
+          <w:noProof/>
           <w:sz w:val="16"/>
           <w:szCs w:val="16"/>
         </w:rPr>
@@ -24523,6 +24632,7 @@
   <w:style w:type="character" w:default="1" w:styleId="DefaultParagraphFont">
     <w:name w:val="Default Paragraph Font"/>
     <w:uiPriority w:val="1"/>
+    <w:semiHidden/>
     <w:unhideWhenUsed/>
   </w:style>
   <w:style w:type="table" w:default="1" w:styleId="TableNormal">
